--- a/Documentaion/Yousef_Khaled_Session1_Documentation.docx
+++ b/Documentaion/Yousef_Khaled_Session1_Documentation.docx
@@ -1245,7 +1245,21 @@
         <w:rPr>
           <w:lang w:bidi="ar-EG"/>
         </w:rPr>
-        <w:t xml:space="preserve">We made a pre-session requirements like </w:t>
+        <w:t xml:space="preserve">We made a </w:t>
+      </w:r>
+      <w:proofErr w:type="gramStart"/>
+      <w:r>
+        <w:rPr>
+          <w:lang w:bidi="ar-EG"/>
+        </w:rPr>
+        <w:t>pre-session requirements</w:t>
+      </w:r>
+      <w:proofErr w:type="gramEnd"/>
+      <w:r>
+        <w:rPr>
+          <w:lang w:bidi="ar-EG"/>
+        </w:rPr>
+        <w:t xml:space="preserve"> like </w:t>
       </w:r>
       <w:r>
         <w:rPr>
@@ -1276,6 +1290,47 @@
         <w:br/>
         <w:t>You will find the links in the last slide</w:t>
       </w:r>
+    </w:p>
+    <w:p>
+      <w:pPr>
+        <w:pStyle w:val="ListParagraph"/>
+        <w:numPr>
+          <w:ilvl w:val="0"/>
+          <w:numId w:val="38"/>
+        </w:numPr>
+        <w:rPr>
+          <w:lang w:bidi="ar-EG"/>
+        </w:rPr>
+      </w:pPr>
+      <w:r>
+        <w:rPr>
+          <w:lang w:bidi="ar-EG"/>
+        </w:rPr>
+        <w:t>Made a feedback Form or each session:</w:t>
+      </w:r>
+      <w:r>
+        <w:rPr>
+          <w:lang w:bidi="ar-EG"/>
+        </w:rPr>
+        <w:br/>
+      </w:r>
+      <w:hyperlink r:id="rId5" w:history="1">
+        <w:r>
+          <w:rPr>
+            <w:rStyle w:val="Hyperlink"/>
+            <w:lang w:bidi="ar-EG"/>
+          </w:rPr>
+          <w:t>https://docs.google.com/forms/d/e/1FAIpQLSfnR4iqQ1-ZD86I7lguyjwMcS8Ga6UYjedSUlHhqd7Hh5iqNA/viewform?usp=header</w:t>
+        </w:r>
+      </w:hyperlink>
+    </w:p>
+    <w:p>
+      <w:pPr>
+        <w:pStyle w:val="ListParagraph"/>
+        <w:rPr>
+          <w:lang w:bidi="ar-EG"/>
+        </w:rPr>
+      </w:pPr>
       <w:bookmarkStart w:id="0" w:name="_GoBack"/>
       <w:bookmarkEnd w:id="0"/>
     </w:p>
@@ -7567,6 +7622,29 @@
       <w:szCs w:val="20"/>
     </w:rPr>
   </w:style>
+  <w:style w:type="character" w:styleId="Hyperlink">
+    <w:name w:val="Hyperlink"/>
+    <w:basedOn w:val="DefaultParagraphFont"/>
+    <w:uiPriority w:val="99"/>
+    <w:unhideWhenUsed/>
+    <w:rsid w:val="00604B78"/>
+    <w:rPr>
+      <w:color w:val="0563C1" w:themeColor="hyperlink"/>
+      <w:u w:val="single"/>
+    </w:rPr>
+  </w:style>
+  <w:style w:type="character" w:styleId="UnresolvedMention">
+    <w:name w:val="Unresolved Mention"/>
+    <w:basedOn w:val="DefaultParagraphFont"/>
+    <w:uiPriority w:val="99"/>
+    <w:semiHidden/>
+    <w:unhideWhenUsed/>
+    <w:rsid w:val="00604B78"/>
+    <w:rPr>
+      <w:color w:val="605E5C"/>
+      <w:shd w:val="clear" w:color="auto" w:fill="E1DFDD"/>
+    </w:rPr>
+  </w:style>
 </w:styles>
 </file>
 
